--- a/projects/valuepickr-open-screen/docs/Vinati Organics.docx
+++ b/projects/valuepickr-open-screen/docs/Vinati Organics.docx
@@ -1999,7 +1999,7 @@
         <w:spacing w:after="120" w:before="280"/>
       </w:pPr>
       <w:r>
-        <w:t xml:space="preserve">Ishmohit-Lens Checks (value chain · earnings quality · growth trajectory · management · global-signal check)</w:t>
+        <w:t xml:space="preserve">Ishmohit-Lens Checks (value chain · earnings quality · growth trajectory · management · quality metrics · track record · global-signal check)</w:t>
       </w:r>
     </w:p>
     <w:p>
@@ -2688,6 +2688,40 @@
         </w:tc>
       </w:tr>
     </w:tbl>
+    <w:p>
+      <w:pPr>
+        <w:spacing w:after="60" w:before="120"/>
+      </w:pPr>
+      <w:r>
+        <w:rPr>
+          <w:b/>
+          <w:bCs/>
+          <w:sz w:val="20"/>
+          <w:szCs w:val="20"/>
+        </w:rPr>
+        <w:t xml:space="preserve">Track record (Coffee Can persistence check): </w:t>
+      </w:r>
+      <w:r>
+        <w:rPr>
+          <w:sz w:val="20"/>
+          <w:szCs w:val="20"/>
+        </w:rPr>
+        <w:t xml:space="preserve">cleared revenue growth ≥10% AND ROCE ≥15% in 3 of the last 6 years (consistency_score 50)</w:t>
+      </w:r>
+    </w:p>
+    <w:p>
+      <w:pPr>
+        <w:spacing w:after="120"/>
+      </w:pPr>
+      <w:r>
+        <w:rPr>
+          <w:color w:val="666666"/>
+          <w:sz w:val="18"/>
+          <w:szCs w:val="18"/>
+        </w:rPr>
+        <w:t xml:space="preserve">FY21-FY26 (screener consolidated): ROCE consistently high (19-28%; ~17% latest) but revenue is cyclical on ATBS/IBB pricing -- grew &gt;=10% only FY22 (+69%), FY23 (+28%) and FY25 (+18%); FY21, FY24, FY26 flat-to-down. Both cleared 3 of 6 years -- quality high, top-line lumpy.</w:t>
+      </w:r>
+    </w:p>
     <w:p>
       <w:pPr>
         <w:pStyle w:val="Heading1"/>

--- a/projects/valuepickr-open-screen/docs/Vinati Organics.docx
+++ b/projects/valuepickr-open-screen/docs/Vinati Organics.docx
@@ -3212,6 +3212,179 @@
           <w:szCs w:val="18"/>
         </w:rPr>
         <w:t xml:space="preserve">This is independent research and analysis for informational purposes only, not personalized financial or investment advice. Past multi-bagger performance and forum/social sentiment are not indicators of future returns. Do your own due diligence before investing.</w:t>
+      </w:r>
+    </w:p>
+    <w:p/>
+    <w:p>
+      <w:r>
+        <w:rPr>
+          <w:b/>
+          <w:sz w:val="28"/>
+        </w:rPr>
+        <w:t>🔄 RESEARCH UPDATE - 2026-10-05</w:t>
+      </w:r>
+    </w:p>
+    <w:p>
+      <w:r>
+        <w:rPr>
+          <w:b/>
+        </w:rPr>
+        <w:t>📊 Key Metrics:</w:t>
+      </w:r>
+    </w:p>
+    <w:p>
+      <w:pPr>
+        <w:ind w:left="360"/>
+      </w:pPr>
+      <w:r>
+        <w:t xml:space="preserve">  • Company: Vinati Organics Ltd</w:t>
+      </w:r>
+    </w:p>
+    <w:p>
+      <w:pPr>
+        <w:ind w:left="360"/>
+      </w:pPr>
+      <w:r>
+        <w:t xml:space="preserve">  • Conviction: Not rated</w:t>
+      </w:r>
+    </w:p>
+    <w:p>
+      <w:pPr>
+        <w:ind w:left="360"/>
+      </w:pPr>
+      <w:r>
+        <w:t xml:space="preserve">  • Thesis: neither</w:t>
+      </w:r>
+    </w:p>
+    <w:p>
+      <w:pPr>
+        <w:ind w:left="360"/>
+      </w:pPr>
+      <w:r>
+        <w:t xml:space="preserve">  • 4-Box Score: 3.5</w:t>
+      </w:r>
+    </w:p>
+    <w:p>
+      <w:pPr>
+        <w:ind w:left="360"/>
+      </w:pPr>
+      <w:r>
+        <w:t xml:space="preserve">  • Research Date: 2026-09-05</w:t>
+      </w:r>
+    </w:p>
+    <w:p>
+      <w:pPr>
+        <w:ind w:left="360"/>
+      </w:pPr>
+      <w:r>
+        <w:t xml:space="preserve">  • Red Flag: None</w:t>
+      </w:r>
+    </w:p>
+    <w:p/>
+    <w:p>
+      <w:r>
+        <w:rPr>
+          <w:b/>
+        </w:rPr>
+        <w:t>📝 Verdict:</w:t>
+      </w:r>
+    </w:p>
+    <w:p>
+      <w:pPr>
+        <w:ind w:left="360"/>
+      </w:pPr>
+      <w:r>
+        <w:t>Real quality improvement and a genuine anti-dumping win, but growth math still doesn't support a multibagger label — a good business getting cheaper, not (yet) a 10x setup</w:t>
+      </w:r>
+    </w:p>
+    <w:p/>
+    <w:p>
+      <w:r>
+        <w:rPr>
+          <w:b/>
+        </w:rPr>
+        <w:t>📈 Bull Case:</w:t>
+      </w:r>
+    </w:p>
+    <w:p>
+      <w:pPr>
+        <w:ind w:left="360"/>
+      </w:pPr>
+      <w:r>
+        <w:t>Genuine, measurable capital-efficiency improvement since the initial screen: ROCE 18.14%-&gt;21.4%, ROE 14.51%-&gt;16.2%, still debt-free with Rs 1,863 Cr cash and strong FCF generation (~Rs 491 Cr FY26, exceeding PAT)</w:t>
+      </w:r>
+    </w:p>
+    <w:p>
+      <w:pPr>
+        <w:ind w:left="360"/>
+      </w:pPr>
+      <w:r>
+        <w:t>The anti-dumping case against Chinese/Singapore antioxidant imports has cleared a major hurdle — DGTR's final finding confirms dumping and material injury — leaving only a Ministry of Finance duty notification before this becomes a real structural pricing tailwind</w:t>
+      </w:r>
+    </w:p>
+    <w:p>
+      <w:pPr>
+        <w:ind w:left="360"/>
+      </w:pPr>
+      <w:r>
+        <w:t>Valuation has actually de-rated to a much more reasonable ~27-31x trailing P/E (from the community-flagged 42x), and a reverse-P/E read shows the current multiple needs only ~14% EPS CAGR against a 15% FY27 volume guide — a modest, plausible bar if margins cooperate</w:t>
+      </w:r>
+    </w:p>
+    <w:p>
+      <w:pPr>
+        <w:ind w:left="360"/>
+      </w:pPr>
+      <w:r>
+        <w:t>Multiple new-product ramps remain real: ATBS Phase-1/2 capacity (~Rs 250-300 Cr combined capex, utilization already 75-80%), antioxidant/butylphenol segment growing from Rs 600 Cr (FY25) toward a guided Rs 800-850 Cr (FY26), and Veeral Organics (subsidiary) restarting production with revenue expected from Q3 FY27</w:t>
+      </w:r>
+    </w:p>
+    <w:p/>
+    <w:p>
+      <w:r>
+        <w:rPr>
+          <w:b/>
+        </w:rPr>
+        <w:t>📉 Bear Case:</w:t>
+      </w:r>
+    </w:p>
+    <w:p>
+      <w:pPr>
+        <w:ind w:left="360"/>
+      </w:pPr>
+      <w:r>
+        <w:t>The core multi-year credibility gap the community flagged is still not resolved: 3-year sales CAGR remains just 3%, and Q4 FY26 revenue actually fell 6.87% YoY</w:t>
+      </w:r>
+    </w:p>
+    <w:p>
+      <w:pPr>
+        <w:ind w:left="360"/>
+      </w:pPr>
+      <w:r>
+        <w:t>Q1 FY27 delivered a real, not cosmetic, margin miss — EBITDA margin contracted to 24.5% from 29.5% YoY on rising input/energy costs, well below the company's own 26-27% FY27 guidance, raising fresh execution-risk questions rather than resolving old ones</w:t>
+      </w:r>
+    </w:p>
+    <w:p>
+      <w:pPr>
+        <w:ind w:left="360"/>
+      </w:pPr>
+      <w:r>
+        <w:t>Reported growth figures across sources for Q1 FY27 are inconsistent (+4% to +28% YoY depending on standalone/consolidated basis) — a data-quality flag that makes the recent trend genuinely hard to read cleanly, which this pass treats as 'lumpy' rather than a confirmed inflection</w:t>
+      </w:r>
+    </w:p>
+    <w:p>
+      <w:pPr>
+        <w:ind w:left="360"/>
+      </w:pPr>
+      <w:r>
+        <w:t>Even the improved 21.4% ROCE and 15% volume guidance describe a steady, mid-teens-growth specialty-chemicals compounder, not a hypergrowth setup — the box-score math permits a '10x' label but the underlying growth math does not credibly support one on a 2-3 year horizon</w:t>
+      </w:r>
+    </w:p>
+    <w:p>
+      <w:pPr>
+        <w:ind w:left="360"/>
+      </w:pPr>
+      <w:r>
+        <w:t>Veeral Organics' restart timeline is itself internally inconsistent across disclosures (October 2026 production resumption vs. a separately cited March 2027 commencement), adding uncertainty to that specific catalyst</w:t>
       </w:r>
     </w:p>
     <w:sectPr>
